--- a/backend/src/resources/JumpinDefaultHebrew.docx
+++ b/backend/src/resources/JumpinDefaultHebrew.docx
@@ -14,7 +14,15 @@
         </w:rPr>
       </w:pPr>
       <w:r>
-        <w:rPr/>
+        <w:rPr>
+          <w:rFonts w:ascii="Assistant" w:cs="Assistant" w:eastAsia="Assistant" w:hAnsi="Assistant"/>
+          <w:b w:val="1"/>
+          <w:bCs w:val="1"/>
+          <w:color w:val="ffffff"/>
+          <w:sz w:val="36"/>
+          <w:szCs w:val="36"/>
+          <w:rtl w:val="1"/>
+        </w:rPr>
         <mc:AlternateContent>
           <mc:Choice Requires="wpg">
             <w:drawing>
@@ -1063,6 +1071,11 @@
         <w:t xml:space="preserve">{/skills}</w:t>
       </w:r>
     </w:p>
+    <w:sectPr>
+      <w:pgSz w:h="16838" w:w="11906" w:orient="portrait"/>
+      <w:pgMar w:bottom="720" w:top="720" w:left="720" w:right="720" w:header="708" w:footer="708"/>
+      <w:pgNumType w:start="1"/>
+    </w:sectPr>
   </w:body>
 </w:document>
 </file>
